--- a/러시아 인권변호사/5부/5부_3화_리트비노프의_마지막_카드.docx
+++ b/러시아 인권변호사/5부/5부_3화_리트비노프의_마지막_카드.docx
@@ -244,6 +244,75 @@
     </w:p>
     <w:p>
       <w:pPr>
+        <w:spacing w:before="0" w:after="110" w:line="300" w:lineRule="auto"/>
+      </w:pPr>
+      <w:r>
+        <w:rPr>
+          <w:rFonts w:ascii="Times New Roman" w:hAnsi="Times New Roman" w:eastAsia="Malgun Gothic"/>
+          <w:b/>
+          <w:i w:val="0"/>
+          <w:sz w:val="22"/>
+        </w:rPr>
+        <w:t xml:space="preserve">Гребенщиков: </w:t>
+      </w:r>
+      <w:r>
+        <w:rPr>
+          <w:rFonts w:ascii="Times New Roman" w:hAnsi="Times New Roman" w:eastAsia="Malgun Gothic"/>
+          <w:b w:val="0"/>
+          <w:i w:val="0"/>
+          <w:sz w:val="22"/>
+        </w:rPr>
+        <w:t>Он будет звонить. Не вам — депутатам. У него в Думе друзей больше, чем у нас сторонников.</w:t>
+      </w:r>
+    </w:p>
+    <w:p>
+      <w:pPr>
+        <w:spacing w:before="0" w:after="110" w:line="300" w:lineRule="auto"/>
+      </w:pPr>
+      <w:r>
+        <w:rPr>
+          <w:rFonts w:ascii="Times New Roman" w:hAnsi="Times New Roman" w:eastAsia="Malgun Gothic"/>
+          <w:b/>
+          <w:i w:val="0"/>
+          <w:sz w:val="22"/>
+        </w:rPr>
+        <w:t xml:space="preserve">Лёша: </w:t>
+      </w:r>
+      <w:r>
+        <w:rPr>
+          <w:rFonts w:ascii="Times New Roman" w:hAnsi="Times New Roman" w:eastAsia="Malgun Gothic"/>
+          <w:b w:val="0"/>
+          <w:i w:val="0"/>
+          <w:sz w:val="22"/>
+        </w:rPr>
+        <w:t>Пусть звонит. У нас есть то, чего нет у него, — цифры, которые можно показать вслух.</w:t>
+      </w:r>
+    </w:p>
+    <w:p>
+      <w:pPr>
+        <w:spacing w:before="0" w:after="110" w:line="300" w:lineRule="auto"/>
+      </w:pPr>
+      <w:r>
+        <w:rPr>
+          <w:rFonts w:ascii="Times New Roman" w:hAnsi="Times New Roman" w:eastAsia="Malgun Gothic"/>
+          <w:b/>
+          <w:i w:val="0"/>
+          <w:sz w:val="22"/>
+        </w:rPr>
+        <w:t xml:space="preserve">Ирина: </w:t>
+      </w:r>
+      <w:r>
+        <w:rPr>
+          <w:rFonts w:ascii="Times New Roman" w:hAnsi="Times New Roman" w:eastAsia="Malgun Gothic"/>
+          <w:b w:val="0"/>
+          <w:i w:val="0"/>
+          <w:sz w:val="22"/>
+        </w:rPr>
+        <w:t>И закон, написанный для всех, а не против одного. Это нужно повторять с первого дня.</w:t>
+      </w:r>
+    </w:p>
+    <w:p>
+      <w:pPr>
         <w:keepNext/>
         <w:spacing w:before="320" w:after="140"/>
       </w:pPr>
@@ -426,7 +495,109 @@
           <w:i w:val="0"/>
           <w:sz w:val="22"/>
         </w:rPr>
-        <w:t>Шесть человек в арендованном офисе, Балагин. Не будем делать из них армию.</w:t>
+        <w:t>Вчерашние шесть человек из арендованного офиса, Балагин. Не будем делать из них армию.</w:t>
+      </w:r>
+    </w:p>
+    <w:p>
+      <w:pPr>
+        <w:spacing w:before="0" w:after="110" w:line="300" w:lineRule="auto"/>
+      </w:pPr>
+      <w:r>
+        <w:rPr>
+          <w:rFonts w:ascii="Times New Roman" w:hAnsi="Times New Roman" w:eastAsia="Malgun Gothic"/>
+          <w:b/>
+          <w:i w:val="0"/>
+          <w:sz w:val="22"/>
+        </w:rPr>
+        <w:t xml:space="preserve">Балагин: </w:t>
+      </w:r>
+      <w:r>
+        <w:rPr>
+          <w:rFonts w:ascii="Times New Roman" w:hAnsi="Times New Roman" w:eastAsia="Malgun Gothic"/>
+          <w:b w:val="0"/>
+          <w:i w:val="0"/>
+          <w:sz w:val="22"/>
+        </w:rPr>
+        <w:t>Эти шесть человек уже отправили полковника Пахомова под военную прокуратуру, Аркадий Дмитриевич.</w:t>
+      </w:r>
+    </w:p>
+    <w:p>
+      <w:pPr>
+        <w:spacing w:before="0" w:after="110" w:line="300" w:lineRule="auto"/>
+      </w:pPr>
+      <w:r>
+        <w:rPr>
+          <w:rFonts w:ascii="Times New Roman" w:hAnsi="Times New Roman" w:eastAsia="Malgun Gothic"/>
+          <w:b/>
+          <w:i w:val="0"/>
+          <w:sz w:val="22"/>
+        </w:rPr>
+        <w:t xml:space="preserve">Литвинов: </w:t>
+      </w:r>
+      <w:r>
+        <w:rPr>
+          <w:rFonts w:ascii="Times New Roman" w:hAnsi="Times New Roman" w:eastAsia="Malgun Gothic"/>
+          <w:b w:val="0"/>
+          <w:i/>
+          <w:color w:val="555555"/>
+          <w:sz w:val="22"/>
+        </w:rPr>
+        <w:t>(после паузы)</w:t>
+      </w:r>
+      <w:r>
+        <w:rPr>
+          <w:rFonts w:ascii="Times New Roman" w:hAnsi="Times New Roman" w:eastAsia="Malgun Gothic"/>
+          <w:b w:val="0"/>
+          <w:i w:val="0"/>
+          <w:sz w:val="22"/>
+        </w:rPr>
+        <w:t xml:space="preserve"> Пахомов был жаден и глуп. Мы не глупы. Подготовьте мне всё, что они видели перед выборами, — и всё, чего не видели.</w:t>
+      </w:r>
+    </w:p>
+    <w:p>
+      <w:pPr>
+        <w:spacing w:before="0" w:after="110" w:line="300" w:lineRule="auto"/>
+      </w:pPr>
+      <w:r>
+        <w:rPr>
+          <w:rFonts w:ascii="Times New Roman" w:hAnsi="Times New Roman" w:eastAsia="Malgun Gothic"/>
+          <w:b/>
+          <w:i w:val="0"/>
+          <w:sz w:val="22"/>
+        </w:rPr>
+        <w:t xml:space="preserve">Балагин: </w:t>
+      </w:r>
+      <w:r>
+        <w:rPr>
+          <w:rFonts w:ascii="Times New Roman" w:hAnsi="Times New Roman" w:eastAsia="Malgun Gothic"/>
+          <w:b w:val="0"/>
+          <w:i w:val="0"/>
+          <w:sz w:val="22"/>
+        </w:rPr>
+        <w:t>Второй список длиннее.</w:t>
+      </w:r>
+    </w:p>
+    <w:p>
+      <w:pPr>
+        <w:spacing w:before="0" w:after="110" w:line="300" w:lineRule="auto"/>
+      </w:pPr>
+      <w:r>
+        <w:rPr>
+          <w:rFonts w:ascii="Times New Roman" w:hAnsi="Times New Roman" w:eastAsia="Malgun Gothic"/>
+          <w:b/>
+          <w:i w:val="0"/>
+          <w:sz w:val="22"/>
+        </w:rPr>
+        <w:t xml:space="preserve">Литвинов: </w:t>
+      </w:r>
+      <w:r>
+        <w:rPr>
+          <w:rFonts w:ascii="Times New Roman" w:hAnsi="Times New Roman" w:eastAsia="Malgun Gothic"/>
+          <w:b w:val="0"/>
+          <w:i w:val="0"/>
+          <w:sz w:val="22"/>
+        </w:rPr>
+        <w:t>Второй список, Балагин, и должен остаться длиннее.</w:t>
       </w:r>
     </w:p>
     <w:p>
@@ -641,6 +812,75 @@
     </w:p>
     <w:p>
       <w:pPr>
+        <w:spacing w:before="0" w:after="110" w:line="300" w:lineRule="auto"/>
+      </w:pPr>
+      <w:r>
+        <w:rPr>
+          <w:rFonts w:ascii="Times New Roman" w:hAnsi="Times New Roman" w:eastAsia="Malgun Gothic"/>
+          <w:b/>
+          <w:i w:val="0"/>
+          <w:sz w:val="22"/>
+        </w:rPr>
+        <w:t xml:space="preserve">Литвинов: </w:t>
+      </w:r>
+      <w:r>
+        <w:rPr>
+          <w:rFonts w:ascii="Times New Roman" w:hAnsi="Times New Roman" w:eastAsia="Malgun Gothic"/>
+          <w:b w:val="0"/>
+          <w:i w:val="0"/>
+          <w:sz w:val="22"/>
+        </w:rPr>
+        <w:t>Вот и хорошо. Тогда не будем тратить время на воспоминания. Поправка, подписи, выступление в комитете.</w:t>
+      </w:r>
+    </w:p>
+    <w:p>
+      <w:pPr>
+        <w:spacing w:before="0" w:after="110" w:line="300" w:lineRule="auto"/>
+      </w:pPr>
+      <w:r>
+        <w:rPr>
+          <w:rFonts w:ascii="Times New Roman" w:hAnsi="Times New Roman" w:eastAsia="Malgun Gothic"/>
+          <w:b/>
+          <w:i w:val="0"/>
+          <w:sz w:val="22"/>
+        </w:rPr>
+        <w:t xml:space="preserve">Корнеев: </w:t>
+      </w:r>
+      <w:r>
+        <w:rPr>
+          <w:rFonts w:ascii="Times New Roman" w:hAnsi="Times New Roman" w:eastAsia="Malgun Gothic"/>
+          <w:b w:val="0"/>
+          <w:i w:val="0"/>
+          <w:sz w:val="22"/>
+        </w:rPr>
+        <w:t>А если спросят, почему именно пять лет?</w:t>
+      </w:r>
+    </w:p>
+    <w:p>
+      <w:pPr>
+        <w:spacing w:before="0" w:after="110" w:line="300" w:lineRule="auto"/>
+      </w:pPr>
+      <w:r>
+        <w:rPr>
+          <w:rFonts w:ascii="Times New Roman" w:hAnsi="Times New Roman" w:eastAsia="Malgun Gothic"/>
+          <w:b/>
+          <w:i w:val="0"/>
+          <w:sz w:val="22"/>
+        </w:rPr>
+        <w:t xml:space="preserve">Литвинов: </w:t>
+      </w:r>
+      <w:r>
+        <w:rPr>
+          <w:rFonts w:ascii="Times New Roman" w:hAnsi="Times New Roman" w:eastAsia="Malgun Gothic"/>
+          <w:b w:val="0"/>
+          <w:i w:val="0"/>
+          <w:sz w:val="22"/>
+        </w:rPr>
+        <w:t>Скажите — ради рабочих мест. О рабочих местах в Думе не спорят.</w:t>
+      </w:r>
+    </w:p>
+    <w:p>
+      <w:pPr>
         <w:keepNext/>
         <w:spacing w:before="320" w:after="140"/>
       </w:pPr>
@@ -887,6 +1127,85 @@
     </w:p>
     <w:p>
       <w:pPr>
+        <w:spacing w:before="0" w:after="110" w:line="300" w:lineRule="auto"/>
+      </w:pPr>
+      <w:r>
+        <w:rPr>
+          <w:rFonts w:ascii="Times New Roman" w:hAnsi="Times New Roman" w:eastAsia="Malgun Gothic"/>
+          <w:b/>
+          <w:i w:val="0"/>
+          <w:sz w:val="22"/>
+        </w:rPr>
+        <w:t xml:space="preserve">Литвинов: </w:t>
+      </w:r>
+      <w:r>
+        <w:rPr>
+          <w:rFonts w:ascii="Times New Roman" w:hAnsi="Times New Roman" w:eastAsia="Malgun Gothic"/>
+          <w:b w:val="0"/>
+          <w:i w:val="0"/>
+          <w:sz w:val="22"/>
+        </w:rPr>
+        <w:t>Знал. Но надеялся, что кабинет вас изменит. Обычно кабинеты меняют людей быстрее, чем люди — кабинеты.</w:t>
+      </w:r>
+    </w:p>
+    <w:p>
+      <w:pPr>
+        <w:spacing w:before="0" w:after="110" w:line="300" w:lineRule="auto"/>
+      </w:pPr>
+      <w:r>
+        <w:rPr>
+          <w:rFonts w:ascii="Times New Roman" w:hAnsi="Times New Roman" w:eastAsia="Malgun Gothic"/>
+          <w:b/>
+          <w:i w:val="0"/>
+          <w:sz w:val="22"/>
+        </w:rPr>
+        <w:t xml:space="preserve">Лёша: </w:t>
+      </w:r>
+      <w:r>
+        <w:rPr>
+          <w:rFonts w:ascii="Times New Roman" w:hAnsi="Times New Roman" w:eastAsia="Malgun Gothic"/>
+          <w:b w:val="0"/>
+          <w:i w:val="0"/>
+          <w:sz w:val="22"/>
+        </w:rPr>
+        <w:t>Мой пока не успел. Следите внимательно, Аркадий Дмитриевич. Если начнёт — вы заметите первым.</w:t>
+      </w:r>
+    </w:p>
+    <w:p>
+      <w:pPr>
+        <w:spacing w:before="0" w:after="110" w:line="300" w:lineRule="auto"/>
+      </w:pPr>
+      <w:r>
+        <w:rPr>
+          <w:rFonts w:ascii="Times New Roman" w:hAnsi="Times New Roman" w:eastAsia="Malgun Gothic"/>
+          <w:b/>
+          <w:i w:val="0"/>
+          <w:sz w:val="22"/>
+        </w:rPr>
+        <w:t xml:space="preserve">Литвинов: </w:t>
+      </w:r>
+      <w:r>
+        <w:rPr>
+          <w:rFonts w:ascii="Times New Roman" w:hAnsi="Times New Roman" w:eastAsia="Malgun Gothic"/>
+          <w:b w:val="0"/>
+          <w:i/>
+          <w:color w:val="555555"/>
+          <w:sz w:val="22"/>
+        </w:rPr>
+        <w:t>(поднимаясь)</w:t>
+      </w:r>
+      <w:r>
+        <w:rPr>
+          <w:rFonts w:ascii="Times New Roman" w:hAnsi="Times New Roman" w:eastAsia="Malgun Gothic"/>
+          <w:b w:val="0"/>
+          <w:i w:val="0"/>
+          <w:sz w:val="22"/>
+        </w:rPr>
+        <w:t xml:space="preserve"> Замечу. Не сомневайтесь.</w:t>
+      </w:r>
+    </w:p>
+    <w:p>
+      <w:pPr>
         <w:keepNext/>
         <w:spacing w:before="320" w:after="140"/>
       </w:pPr>
@@ -1064,6 +1383,75 @@
     </w:p>
     <w:p>
       <w:pPr>
+        <w:spacing w:before="0" w:after="110" w:line="300" w:lineRule="auto"/>
+      </w:pPr>
+      <w:r>
+        <w:rPr>
+          <w:rFonts w:ascii="Times New Roman" w:hAnsi="Times New Roman" w:eastAsia="Malgun Gothic"/>
+          <w:b/>
+          <w:i w:val="0"/>
+          <w:sz w:val="22"/>
+        </w:rPr>
+        <w:t xml:space="preserve">Вениамин: </w:t>
+      </w:r>
+      <w:r>
+        <w:rPr>
+          <w:rFonts w:ascii="Times New Roman" w:hAnsi="Times New Roman" w:eastAsia="Malgun Gothic"/>
+          <w:b w:val="0"/>
+          <w:i w:val="0"/>
+          <w:sz w:val="22"/>
+        </w:rPr>
+        <w:t>Одна деталь. Номинальные владельцы в этих структурах менялись трижды за год. Последний раз — через месяц после нашей предвыборной проверки.</w:t>
+      </w:r>
+    </w:p>
+    <w:p>
+      <w:pPr>
+        <w:spacing w:before="0" w:after="110" w:line="300" w:lineRule="auto"/>
+      </w:pPr>
+      <w:r>
+        <w:rPr>
+          <w:rFonts w:ascii="Times New Roman" w:hAnsi="Times New Roman" w:eastAsia="Malgun Gothic"/>
+          <w:b/>
+          <w:i w:val="0"/>
+          <w:sz w:val="22"/>
+        </w:rPr>
+        <w:t xml:space="preserve">Кирилл: </w:t>
+      </w:r>
+      <w:r>
+        <w:rPr>
+          <w:rFonts w:ascii="Times New Roman" w:hAnsi="Times New Roman" w:eastAsia="Malgun Gothic"/>
+          <w:b w:val="0"/>
+          <w:i w:val="0"/>
+          <w:sz w:val="22"/>
+        </w:rPr>
+        <w:t>То есть он показал нам чистый дом, а мебель в это время выносил через заднюю дверь.</w:t>
+      </w:r>
+    </w:p>
+    <w:p>
+      <w:pPr>
+        <w:spacing w:before="0" w:after="110" w:line="300" w:lineRule="auto"/>
+      </w:pPr>
+      <w:r>
+        <w:rPr>
+          <w:rFonts w:ascii="Times New Roman" w:hAnsi="Times New Roman" w:eastAsia="Malgun Gothic"/>
+          <w:b/>
+          <w:i w:val="0"/>
+          <w:sz w:val="22"/>
+        </w:rPr>
+        <w:t xml:space="preserve">Настя: </w:t>
+      </w:r>
+      <w:r>
+        <w:rPr>
+          <w:rFonts w:ascii="Times New Roman" w:hAnsi="Times New Roman" w:eastAsia="Malgun Gothic"/>
+          <w:b w:val="0"/>
+          <w:i w:val="0"/>
+          <w:sz w:val="22"/>
+        </w:rPr>
+        <w:t>Не выносил, Кирилл. Переставлял. Мебель та же — адрес другой.</w:t>
+      </w:r>
+    </w:p>
+    <w:p>
+      <w:pPr>
         <w:keepNext/>
         <w:spacing w:before="320" w:after="140"/>
       </w:pPr>
@@ -1248,6 +1636,75 @@
     </w:p>
     <w:p>
       <w:pPr>
+        <w:spacing w:before="0" w:after="110" w:line="300" w:lineRule="auto"/>
+      </w:pPr>
+      <w:r>
+        <w:rPr>
+          <w:rFonts w:ascii="Times New Roman" w:hAnsi="Times New Roman" w:eastAsia="Malgun Gothic"/>
+          <w:b/>
+          <w:i w:val="0"/>
+          <w:sz w:val="22"/>
+        </w:rPr>
+        <w:t xml:space="preserve">Гребенщиков: </w:t>
+      </w:r>
+      <w:r>
+        <w:rPr>
+          <w:rFonts w:ascii="Times New Roman" w:hAnsi="Times New Roman" w:eastAsia="Malgun Gothic"/>
+          <w:b w:val="0"/>
+          <w:i w:val="0"/>
+          <w:sz w:val="22"/>
+        </w:rPr>
+        <w:t>Кирилл Андреевич — на пресс-конференции? Он же отвечает на вопросы так, будто пишет акт проверки.</w:t>
+      </w:r>
+    </w:p>
+    <w:p>
+      <w:pPr>
+        <w:spacing w:before="0" w:after="110" w:line="300" w:lineRule="auto"/>
+      </w:pPr>
+      <w:r>
+        <w:rPr>
+          <w:rFonts w:ascii="Times New Roman" w:hAnsi="Times New Roman" w:eastAsia="Malgun Gothic"/>
+          <w:b/>
+          <w:i w:val="0"/>
+          <w:sz w:val="22"/>
+        </w:rPr>
+        <w:t xml:space="preserve">Лёша: </w:t>
+      </w:r>
+      <w:r>
+        <w:rPr>
+          <w:rFonts w:ascii="Times New Roman" w:hAnsi="Times New Roman" w:eastAsia="Malgun Gothic"/>
+          <w:b w:val="0"/>
+          <w:i w:val="0"/>
+          <w:sz w:val="22"/>
+        </w:rPr>
+        <w:t>Именно поэтому. Люди устали от тех, кто красиво говорит. Пусть послушают того, кто точно считает.</w:t>
+      </w:r>
+    </w:p>
+    <w:p>
+      <w:pPr>
+        <w:spacing w:before="0" w:after="110" w:line="300" w:lineRule="auto"/>
+      </w:pPr>
+      <w:r>
+        <w:rPr>
+          <w:rFonts w:ascii="Times New Roman" w:hAnsi="Times New Roman" w:eastAsia="Malgun Gothic"/>
+          <w:b/>
+          <w:i w:val="0"/>
+          <w:sz w:val="22"/>
+        </w:rPr>
+        <w:t xml:space="preserve">Катя: </w:t>
+      </w:r>
+      <w:r>
+        <w:rPr>
+          <w:rFonts w:ascii="Times New Roman" w:hAnsi="Times New Roman" w:eastAsia="Malgun Gothic"/>
+          <w:b w:val="0"/>
+          <w:i w:val="0"/>
+          <w:sz w:val="22"/>
+        </w:rPr>
+        <w:t>Тогда рядом должна стоять Анастасия Дмитриевна. Переводить акт проверки на человеческий.</w:t>
+      </w:r>
+    </w:p>
+    <w:p>
+      <w:pPr>
         <w:keepNext/>
         <w:spacing w:before="320" w:after="140"/>
       </w:pPr>
@@ -1412,6 +1869,52 @@
     </w:p>
     <w:p>
       <w:pPr>
+        <w:spacing w:before="0" w:after="110" w:line="300" w:lineRule="auto"/>
+      </w:pPr>
+      <w:r>
+        <w:rPr>
+          <w:rFonts w:ascii="Times New Roman" w:hAnsi="Times New Roman" w:eastAsia="Malgun Gothic"/>
+          <w:b/>
+          <w:i w:val="0"/>
+          <w:sz w:val="22"/>
+        </w:rPr>
+        <w:t xml:space="preserve">Журналист: </w:t>
+      </w:r>
+      <w:r>
+        <w:rPr>
+          <w:rFonts w:ascii="Times New Roman" w:hAnsi="Times New Roman" w:eastAsia="Malgun Gothic"/>
+          <w:b w:val="0"/>
+          <w:i w:val="0"/>
+          <w:sz w:val="22"/>
+        </w:rPr>
+        <w:t>А вы сами не боитесь, Анастасия Дмитриевна? Против вас — самый богатый человек отрасли.</w:t>
+      </w:r>
+    </w:p>
+    <w:p>
+      <w:pPr>
+        <w:spacing w:before="0" w:after="110" w:line="300" w:lineRule="auto"/>
+      </w:pPr>
+      <w:r>
+        <w:rPr>
+          <w:rFonts w:ascii="Times New Roman" w:hAnsi="Times New Roman" w:eastAsia="Malgun Gothic"/>
+          <w:b/>
+          <w:i w:val="0"/>
+          <w:sz w:val="22"/>
+        </w:rPr>
+        <w:t xml:space="preserve">Настя: </w:t>
+      </w:r>
+      <w:r>
+        <w:rPr>
+          <w:rFonts w:ascii="Times New Roman" w:hAnsi="Times New Roman" w:eastAsia="Malgun Gothic"/>
+          <w:b w:val="0"/>
+          <w:i w:val="0"/>
+          <w:sz w:val="22"/>
+        </w:rPr>
+        <w:t>Боимся ошибиться в цифрах. Всё остальное — не наша специальность.</w:t>
+      </w:r>
+    </w:p>
+    <w:p>
+      <w:pPr>
         <w:keepNext/>
         <w:spacing w:before="320" w:after="140"/>
       </w:pPr>
@@ -1688,6 +2191,100 @@
     </w:p>
     <w:p>
       <w:pPr>
+        <w:spacing w:before="0" w:after="110" w:line="300" w:lineRule="auto"/>
+      </w:pPr>
+      <w:r>
+        <w:rPr>
+          <w:rFonts w:ascii="Times New Roman" w:hAnsi="Times New Roman" w:eastAsia="Malgun Gothic"/>
+          <w:b w:val="0"/>
+          <w:i/>
+          <w:color w:val="555555"/>
+          <w:sz w:val="22"/>
+        </w:rPr>
+        <w:t>(Литвинов уходит; дверь закрывается мягко, почти беззвучно)</w:t>
+      </w:r>
+    </w:p>
+    <w:p>
+      <w:pPr>
+        <w:spacing w:before="0" w:after="110" w:line="300" w:lineRule="auto"/>
+      </w:pPr>
+      <w:r>
+        <w:rPr>
+          <w:rFonts w:ascii="Times New Roman" w:hAnsi="Times New Roman" w:eastAsia="Malgun Gothic"/>
+          <w:b/>
+          <w:i w:val="0"/>
+          <w:sz w:val="22"/>
+        </w:rPr>
+        <w:t xml:space="preserve">Ирина: </w:t>
+      </w:r>
+      <w:r>
+        <w:rPr>
+          <w:rFonts w:ascii="Times New Roman" w:hAnsi="Times New Roman" w:eastAsia="Malgun Gothic"/>
+          <w:b w:val="0"/>
+          <w:i/>
+          <w:color w:val="555555"/>
+          <w:sz w:val="22"/>
+        </w:rPr>
+        <w:t>(входя)</w:t>
+      </w:r>
+      <w:r>
+        <w:rPr>
+          <w:rFonts w:ascii="Times New Roman" w:hAnsi="Times New Roman" w:eastAsia="Malgun Gothic"/>
+          <w:b w:val="0"/>
+          <w:i w:val="0"/>
+          <w:sz w:val="22"/>
+        </w:rPr>
+        <w:t xml:space="preserve"> Он вышел с таким лицом, будто уже подсчитал, во что обойдётся ваше «нет».</w:t>
+      </w:r>
+    </w:p>
+    <w:p>
+      <w:pPr>
+        <w:spacing w:before="0" w:after="110" w:line="300" w:lineRule="auto"/>
+      </w:pPr>
+      <w:r>
+        <w:rPr>
+          <w:rFonts w:ascii="Times New Roman" w:hAnsi="Times New Roman" w:eastAsia="Malgun Gothic"/>
+          <w:b/>
+          <w:i w:val="0"/>
+          <w:sz w:val="22"/>
+        </w:rPr>
+        <w:t xml:space="preserve">Лёша: </w:t>
+      </w:r>
+      <w:r>
+        <w:rPr>
+          <w:rFonts w:ascii="Times New Roman" w:hAnsi="Times New Roman" w:eastAsia="Malgun Gothic"/>
+          <w:b w:val="0"/>
+          <w:i w:val="0"/>
+          <w:sz w:val="22"/>
+        </w:rPr>
+        <w:t>В сто двадцать тысяч семей — так он это посчитал. Ирина, мне нужно знать, может ли он действительно их уволить.</w:t>
+      </w:r>
+    </w:p>
+    <w:p>
+      <w:pPr>
+        <w:spacing w:before="0" w:after="110" w:line="300" w:lineRule="auto"/>
+      </w:pPr>
+      <w:r>
+        <w:rPr>
+          <w:rFonts w:ascii="Times New Roman" w:hAnsi="Times New Roman" w:eastAsia="Malgun Gothic"/>
+          <w:b/>
+          <w:i w:val="0"/>
+          <w:sz w:val="22"/>
+        </w:rPr>
+        <w:t xml:space="preserve">Ирина: </w:t>
+      </w:r>
+      <w:r>
+        <w:rPr>
+          <w:rFonts w:ascii="Times New Roman" w:hAnsi="Times New Roman" w:eastAsia="Malgun Gothic"/>
+          <w:b w:val="0"/>
+          <w:i w:val="0"/>
+          <w:sz w:val="22"/>
+        </w:rPr>
+        <w:t>Может. Вопрос — захочет ли, когда поймёт, что платить за это придётся ему, а не нам.</w:t>
+      </w:r>
+    </w:p>
+    <w:p>
+      <w:pPr>
         <w:keepNext/>
         <w:spacing w:before="320" w:after="140"/>
       </w:pPr>
@@ -1842,6 +2439,75 @@
     </w:p>
     <w:p>
       <w:pPr>
+        <w:spacing w:before="0" w:after="110" w:line="300" w:lineRule="auto"/>
+      </w:pPr>
+      <w:r>
+        <w:rPr>
+          <w:rFonts w:ascii="Times New Roman" w:hAnsi="Times New Roman" w:eastAsia="Malgun Gothic"/>
+          <w:b/>
+          <w:i w:val="0"/>
+          <w:sz w:val="22"/>
+        </w:rPr>
+        <w:t xml:space="preserve">Гребенщиков: </w:t>
+      </w:r>
+      <w:r>
+        <w:rPr>
+          <w:rFonts w:ascii="Times New Roman" w:hAnsi="Times New Roman" w:eastAsia="Malgun Gothic"/>
+          <w:b w:val="0"/>
+          <w:i w:val="0"/>
+          <w:sz w:val="22"/>
+        </w:rPr>
+        <w:t>И кто-то должен поехать в эти три региона до голосования. Не с речью — с конкретными цифрами компенсаций.</w:t>
+      </w:r>
+    </w:p>
+    <w:p>
+      <w:pPr>
+        <w:spacing w:before="0" w:after="110" w:line="300" w:lineRule="auto"/>
+      </w:pPr>
+      <w:r>
+        <w:rPr>
+          <w:rFonts w:ascii="Times New Roman" w:hAnsi="Times New Roman" w:eastAsia="Malgun Gothic"/>
+          <w:b/>
+          <w:i w:val="0"/>
+          <w:sz w:val="22"/>
+        </w:rPr>
+        <w:t xml:space="preserve">Катя: </w:t>
+      </w:r>
+      <w:r>
+        <w:rPr>
+          <w:rFonts w:ascii="Times New Roman" w:hAnsi="Times New Roman" w:eastAsia="Malgun Gothic"/>
+          <w:b w:val="0"/>
+          <w:i w:val="0"/>
+          <w:sz w:val="22"/>
+        </w:rPr>
+        <w:t>Я составлю график. Два дня на регион, не больше.</w:t>
+      </w:r>
+    </w:p>
+    <w:p>
+      <w:pPr>
+        <w:spacing w:before="0" w:after="110" w:line="300" w:lineRule="auto"/>
+      </w:pPr>
+      <w:r>
+        <w:rPr>
+          <w:rFonts w:ascii="Times New Roman" w:hAnsi="Times New Roman" w:eastAsia="Malgun Gothic"/>
+          <w:b/>
+          <w:i w:val="0"/>
+          <w:sz w:val="22"/>
+        </w:rPr>
+        <w:t xml:space="preserve">Лёша: </w:t>
+      </w:r>
+      <w:r>
+        <w:rPr>
+          <w:rFonts w:ascii="Times New Roman" w:hAnsi="Times New Roman" w:eastAsia="Malgun Gothic"/>
+          <w:b w:val="0"/>
+          <w:i w:val="0"/>
+          <w:sz w:val="22"/>
+        </w:rPr>
+        <w:t>Поезжайте с Кириллом Андреевичем. Пусть люди услышат цифры раньше, чем слухи.</w:t>
+      </w:r>
+    </w:p>
+    <w:p>
+      <w:pPr>
         <w:keepNext/>
         <w:spacing w:before="320" w:after="140"/>
       </w:pPr>
@@ -2444,7 +3110,7 @@
           <w:i w:val="0"/>
           <w:sz w:val="22"/>
         </w:rPr>
-        <w:t xml:space="preserve">Лёша: </w:t>
+        <w:t xml:space="preserve">Ирина: </w:t>
       </w:r>
       <w:r>
         <w:rPr>
@@ -2453,7 +3119,99 @@
           <w:i w:val="0"/>
           <w:sz w:val="22"/>
         </w:rPr>
+        <w:t>Только сам Чехов этот рассказ так и не написал. Предложил Суворину.</w:t>
+      </w:r>
+    </w:p>
+    <w:p>
+      <w:pPr>
+        <w:spacing w:before="0" w:after="110" w:line="300" w:lineRule="auto"/>
+      </w:pPr>
+      <w:r>
+        <w:rPr>
+          <w:rFonts w:ascii="Times New Roman" w:hAnsi="Times New Roman" w:eastAsia="Malgun Gothic"/>
+          <w:b/>
+          <w:i w:val="0"/>
+          <w:sz w:val="22"/>
+        </w:rPr>
+        <w:t xml:space="preserve">Лёша: </w:t>
+      </w:r>
+      <w:r>
+        <w:rPr>
+          <w:rFonts w:ascii="Times New Roman" w:hAnsi="Times New Roman" w:eastAsia="Malgun Gothic"/>
+          <w:b w:val="0"/>
+          <w:i w:val="0"/>
+          <w:sz w:val="22"/>
+        </w:rPr>
+        <w:t>Потому что писал о себе. О себе такое рассказывают, только когда выдавлена последняя капля. А у нас их ещё много.</w:t>
+      </w:r>
+    </w:p>
+    <w:p>
+      <w:pPr>
+        <w:spacing w:before="0" w:after="110" w:line="300" w:lineRule="auto"/>
+      </w:pPr>
+      <w:r>
+        <w:rPr>
+          <w:rFonts w:ascii="Times New Roman" w:hAnsi="Times New Roman" w:eastAsia="Malgun Gothic"/>
+          <w:b/>
+          <w:i w:val="0"/>
+          <w:sz w:val="22"/>
+        </w:rPr>
+        <w:t xml:space="preserve">Лёша: </w:t>
+      </w:r>
+      <w:r>
+        <w:rPr>
+          <w:rFonts w:ascii="Times New Roman" w:hAnsi="Times New Roman" w:eastAsia="Malgun Gothic"/>
+          <w:b w:val="0"/>
+          <w:i w:val="0"/>
+          <w:sz w:val="22"/>
+        </w:rPr>
         <w:t>Спасибо всей команде. Без вашего анализа у нас не было бы фактов против кампании Литвинова.</w:t>
+      </w:r>
+    </w:p>
+    <w:p>
+      <w:pPr>
+        <w:spacing w:before="0" w:after="110" w:line="300" w:lineRule="auto"/>
+      </w:pPr>
+      <w:r>
+        <w:rPr>
+          <w:rFonts w:ascii="Times New Roman" w:hAnsi="Times New Roman" w:eastAsia="Malgun Gothic"/>
+          <w:b/>
+          <w:i w:val="0"/>
+          <w:sz w:val="22"/>
+        </w:rPr>
+        <w:t xml:space="preserve">Кирилл: </w:t>
+      </w:r>
+      <w:r>
+        <w:rPr>
+          <w:rFonts w:ascii="Times New Roman" w:hAnsi="Times New Roman" w:eastAsia="Malgun Gothic"/>
+          <w:b w:val="0"/>
+          <w:i w:val="0"/>
+          <w:sz w:val="22"/>
+        </w:rPr>
+        <w:t>Литвинов не успокоится, Алексей Николаевич. Он принял закон слишком легко.</w:t>
+      </w:r>
+    </w:p>
+    <w:p>
+      <w:pPr>
+        <w:spacing w:before="0" w:after="110" w:line="300" w:lineRule="auto"/>
+      </w:pPr>
+      <w:r>
+        <w:rPr>
+          <w:rFonts w:ascii="Times New Roman" w:hAnsi="Times New Roman" w:eastAsia="Malgun Gothic"/>
+          <w:b/>
+          <w:i w:val="0"/>
+          <w:sz w:val="22"/>
+        </w:rPr>
+        <w:t xml:space="preserve">Лёша: </w:t>
+      </w:r>
+      <w:r>
+        <w:rPr>
+          <w:rFonts w:ascii="Times New Roman" w:hAnsi="Times New Roman" w:eastAsia="Malgun Gothic"/>
+          <w:b w:val="0"/>
+          <w:i w:val="0"/>
+          <w:sz w:val="22"/>
+        </w:rPr>
+        <w:t>Знаю. Поэтому его папку не закрывайте. Ни сегодня, ни через год.</w:t>
       </w:r>
     </w:p>
     <w:p>
@@ -2538,7 +3296,7 @@
           <w:i w:val="0"/>
           <w:sz w:val="22"/>
         </w:rPr>
-        <w:t xml:space="preserve"> — 작품이 아니라 편지 속 구절로, 노예 근성을 한 방울씩 짜내는 젊은이의 이야기를 제안하는 대목이다. 료샤가 투명성법 통과를 "의존에서 한 방울 벗어난 것"으로 표현하고, 편지의 뒷부분(잠에서 깨어 혈관에 노예의 피가 아닌 사람의 피가 흐름을 느낀다)까지 풀어 말한다(장면 12).</w:t>
+        <w:t xml:space="preserve"> — 작품이 아니라 편지 속 구절로, 노예 근성을 한 방울씩 짜내는 젊은이의 이야기를 제안하는 대목이다. 료샤가 투명성법 통과를 "의존에서 한 방울 벗어난 것"으로 표현하고, 편지의 뒷부분(잠에서 깨어 혈관에 노예의 피가 아닌 사람의 피가 흐름을 느낀다)까지 풀어 말한다. 이리나가 체호프는 이 이야기를 직접 쓰지 않고 수보린에게 제안했을 뿐이라고 짚자, 료샤는 그것이 체호프 자신의 이야기였기 때문이라고 받는다(장면 12).</w:t>
       </w:r>
     </w:p>
     <w:p>

--- a/러시아 인권변호사/5부/5부_3화_리트비노프의_마지막_카드.docx
+++ b/러시아 인권변호사/5부/5부_3화_리트비노프의_마지막_카드.docx
@@ -1562,7 +1562,7 @@
           <w:i w:val="0"/>
           <w:sz w:val="22"/>
         </w:rPr>
-        <w:t xml:space="preserve"> Литвинов не сидит сложа руки. Кампания против законопроекта набирает обороты. Мы про прозрачность говорим, а он — как у Крылова: «А Васька слушает да ест».</w:t>
+        <w:t xml:space="preserve"> Литвинов не сидит сложа руки. Кампания против законопроекта набирает обороты. И эксперты — из его же холдинга. «Ворон ворону глаз не выклюет».</w:t>
       </w:r>
     </w:p>
     <w:p>
@@ -1585,7 +1585,7 @@
           <w:i w:val="0"/>
           <w:sz w:val="22"/>
         </w:rPr>
-        <w:t>Пусть ест, пока может. Нужен наш контраргумент — с реальными цифрами, а не с абстрактными страшилками про девяностые.</w:t>
+        <w:t>Пусть каркают, пока могут. Нужен наш контраргумент — с реальными цифрами, а не с абстрактными страшилками про девяностые.</w:t>
       </w:r>
     </w:p>
     <w:p>
@@ -3050,7 +3050,7 @@
           <w:i w:val="0"/>
           <w:sz w:val="22"/>
         </w:rPr>
-        <w:t xml:space="preserve"> Чехов писал Суворину о человеке, который «выдавливает из себя по каплям раба». Кажется, эта страна сегодня выдавила ещё одну каплю зависимости от непрозрачных схем.</w:t>
+        <w:t xml:space="preserve"> «Капля камень точит». Сегодня упала ещё одна капля — на камень непрозрачных схем.</w:t>
       </w:r>
     </w:p>
     <w:p>
@@ -3096,7 +3096,7 @@
           <w:i w:val="0"/>
           <w:sz w:val="22"/>
         </w:rPr>
-        <w:t>У Чехова герой тоже начинал с капель. Зато потом просыпается и чувствует, что в жилах у него уже не рабская кровь.</w:t>
+        <w:t>Камню хватает. Одна капля ничего не делает, тысяча — выбивает ямку, а десять тысяч — дыру насквозь.</w:t>
       </w:r>
     </w:p>
     <w:p>
@@ -3119,7 +3119,7 @@
           <w:i w:val="0"/>
           <w:sz w:val="22"/>
         </w:rPr>
-        <w:t>Только сам Чехов этот рассказ так и не написал. Предложил Суворину.</w:t>
+        <w:t>Только камню на это нужны века, Алексей Николаевич. А у вас — срок.</w:t>
       </w:r>
     </w:p>
     <w:p>
@@ -3142,7 +3142,7 @@
           <w:i w:val="0"/>
           <w:sz w:val="22"/>
         </w:rPr>
-        <w:t>Потому что писал о себе. О себе такое рассказывают, только когда выдавлена последняя капля. А у нас их ещё много.</w:t>
+        <w:t>Поэтому и считаем каждую. Их у нас ещё много впереди.</w:t>
       </w:r>
     </w:p>
     <w:p>
@@ -3287,7 +3287,7 @@
           <w:i w:val="0"/>
           <w:sz w:val="22"/>
         </w:rPr>
-        <w:t>Чехов, письмо А. С. Суворину (7 января 1889 г.): «выдавливает из себя по каплям раба»</w:t>
+        <w:t>Русская пословица: «Капля камень точит»</w:t>
       </w:r>
       <w:r>
         <w:rPr>
@@ -3296,7 +3296,7 @@
           <w:i w:val="0"/>
           <w:sz w:val="22"/>
         </w:rPr>
-        <w:t xml:space="preserve"> — 작품이 아니라 편지 속 구절로, 노예 근성을 한 방울씩 짜내는 젊은이의 이야기를 제안하는 대목이다. 료샤가 투명성법 통과를 "의존에서 한 방울 벗어난 것"으로 표현하고, 편지의 뒷부분(잠에서 깨어 혈관에 노예의 피가 아닌 사람의 피가 흐름을 느낀다)까지 풀어 말한다. 이리나가 체호프는 이 이야기를 직접 쓰지 않고 수보린에게 제안했을 뿐이라고 짚자, 료샤는 그것이 체호프 자신의 이야기였기 때문이라고 받는다(장면 12).</w:t>
+        <w:t xml:space="preserve"> — 작은 힘도 꾸준하면 단단한 것을 뚫는다는 속담. 료샤가 투명성법 통과를 "불투명한 구조라는 돌에 떨어진 또 한 방울"로 표현하고, 이리나가 "돌에는 수백 년이 걸리지만 당신에게는 임기가 있다"고 짚자, 료샤는 그래서 한 방울씩 세는 것이라고 받는다(장면 12).</w:t>
       </w:r>
     </w:p>
     <w:p>
@@ -3310,7 +3310,7 @@
           <w:i w:val="0"/>
           <w:sz w:val="22"/>
         </w:rPr>
-        <w:t>Крылов, «Кот и Повар» (мораль басни): «А Васька слушает да ест»</w:t>
+        <w:t>Русская пословица: «Ворон ворону глаз не выклюет»</w:t>
       </w:r>
       <w:r>
         <w:rPr>
@@ -3319,7 +3319,7 @@
           <w:i w:val="0"/>
           <w:sz w:val="22"/>
         </w:rPr>
-        <w:t xml:space="preserve"> — 훈계를 들으면서도 닭고기를 먹어 치우는 고양이. 그레벤시코프가 합의는 합의대로 지키는 척하며 숨은 자산으로 계속 이익을 챙기는 리트비노프를 빗대고(장면 6), 이 그림자는 장면 11 리트비노프의 "보이지 않는 것은 계속 보이지 않게"로 8화까지 이어진다.</w:t>
+        <w:t xml:space="preserve"> — 같은 편끼리는 서로 해치지 않는다는 속담. 그레벤시코프가 리트비노프 홀딩과 연결된 "전문가"들이 방송에서 법안을 공격하는 것을 가리키며 쓰고(장면 6), 료샤는 "까마귀는 울 수 있을 때 울게 두라"며 숫자로 맞서기로 한다. 이 그림자는 장면 11 리트비노프의 "보이지 않는 것은 계속 보이지 않게"로 8화까지 이어진다.</w:t>
       </w:r>
     </w:p>
     <w:p>

--- a/러시아 인권변호사/5부/5부_3화_리트비노프의_마지막_카드.docx
+++ b/러시아 인권변호사/5부/5부_3화_리트비노프의_마지막_카드.docx
@@ -3296,7 +3296,7 @@
           <w:i w:val="0"/>
           <w:sz w:val="22"/>
         </w:rPr>
-        <w:t xml:space="preserve"> — 작은 힘도 꾸준하면 단단한 것을 뚫는다는 속담. 료샤가 투명성법 통과를 "불투명한 구조라는 돌에 떨어진 또 한 방울"로 표현하고, 이리나가 "돌에는 수백 년이 걸리지만 당신에게는 임기가 있다"고 짚자, 료샤는 그래서 한 방울씩 세는 것이라고 받는다(장면 12).</w:t>
+        <w:t xml:space="preserve"> — 한국어 해설: 작은 힘도 꾸준하면 단단한 것을 뚫는다는 속담. 료샤가 투명성법 통과를 "불투명한 구조라는 돌에 떨어진 또 한 방울"로 표현하고, 이리나가 "돌에는 수백 년이 걸리지만 당신에게는 임기가 있다"고 짚자, 료샤는 그래서 한 방울씩 세는 것이라고 받는다(장면 12).</w:t>
       </w:r>
     </w:p>
     <w:p>
@@ -3319,7 +3319,7 @@
           <w:i w:val="0"/>
           <w:sz w:val="22"/>
         </w:rPr>
-        <w:t xml:space="preserve"> — 같은 편끼리는 서로 해치지 않는다는 속담. 그레벤시코프가 리트비노프 홀딩과 연결된 "전문가"들이 방송에서 법안을 공격하는 것을 가리키며 쓰고(장면 6), 료샤는 "까마귀는 울 수 있을 때 울게 두라"며 숫자로 맞서기로 한다. 이 그림자는 장면 11 리트비노프의 "보이지 않는 것은 계속 보이지 않게"로 8화까지 이어진다.</w:t>
+        <w:t xml:space="preserve"> — 한국어 해설: 같은 편끼리는 서로 해치지 않는다는 속담. 그레벤시코프가 리트비노프 홀딩과 연결된 "전문가"들이 방송에서 법안을 공격하는 것을 가리키며 쓰고(장면 6), 료샤는 "까마귀는 울 수 있을 때 울게 두라"며 숫자로 맞서기로 한다. 이 그림자는 장면 11 리트비노프의 "보이지 않는 것은 계속 보이지 않게"로 8화까지 이어진다.</w:t>
       </w:r>
     </w:p>
     <w:p>
